--- a/flow/20230927_hours/drafts/2024-04-g/27.04.docx
+++ b/flow/20230927_hours/drafts/2024-04-g/27.04.docx
@@ -1193,63 +1193,35 @@
       <w:r>
         <w:rPr>
           <w:rFonts w:ascii="Times New Roman" w:hAnsi="Times New Roman"/>
-          <w:i/>
-          <w:color w:val="FF0000"/>
-          <w:sz w:val="24"/>
-        </w:rPr>
-        <w:t xml:space="preserve">Тропар (г. 3): </w:t>
-      </w:r>
-      <w:r>
-        <w:rPr>
-          <w:rFonts w:ascii="Times New Roman" w:hAnsi="Times New Roman"/>
-          <w:sz w:val="24"/>
-        </w:rPr>
-        <w:t>Нехай веселяться небесні, нехай радуються земнії,* бо сотворив владу рукою своєю Господь,* подолав смертю смерть, первенцем мертвих став,* з безодні аду ізбавив нас і подав світові велику милість.</w:t>
-      </w:r>
-    </w:p>
-    <w:p>
-      <w:pPr>
-        <w:spacing w:line="240" w:lineRule="auto"/>
-        <w:rPr>
-          <w:rFonts w:ascii="Times New Roman" w:hAnsi="Times New Roman"/>
-          <w:sz w:val="24"/>
-        </w:rPr>
-      </w:pPr>
-      <w:r>
-        <w:rPr>
-          <w:rFonts w:ascii="Times New Roman" w:hAnsi="Times New Roman"/>
           <w:sz w:val="24"/>
         </w:rPr>
         <w:t>Слава Отцю, і Сину, і Святому Духові.</w:t>
       </w:r>
     </w:p>
     <w:p>
-      <w:pPr>
-        <w:spacing w:line="240" w:lineRule="auto"/>
-        <w:ind w:left="2" w:hanging="2"/>
-        <w:rPr>
-          <w:rFonts w:ascii="Times New Roman" w:hAnsi="Times New Roman"/>
-          <w:sz w:val="24"/>
-          <w:szCs w:val="24"/>
-        </w:rPr>
-      </w:pPr>
-      <w:r>
-        <w:rPr>
-          <w:rFonts w:ascii="Times New Roman" w:hAnsi="Times New Roman"/>
-          <w:i/>
-          <w:color w:val="FF0000"/>
-          <w:sz w:val="24"/>
-          <w:szCs w:val="24"/>
-        </w:rPr>
-        <w:t>Тропар (г. 3):</w:t>
-      </w:r>
-      <w:r>
-        <w:rPr>
-          <w:rFonts w:ascii="Times New Roman" w:hAnsi="Times New Roman"/>
-          <w:sz w:val="24"/>
-          <w:szCs w:val="24"/>
-        </w:rPr>
-        <w:t xml:space="preserve"> Апостолом Христовим був ти вибраний* і Богослова возлюбленого єдинородний брат, всехвальний Якове;* гріхів відпущення випроси тим, що співають тобі,* і душам нашим велику милість.</w:t>
+      <w:r>
+        <w:rPr>
+          <w:rFonts w:ascii="Times New Roman" w:hAnsi="Times New Roman"/>
+          <w:i/>
+          <w:color w:val="FF4400"/>
+          <w:sz w:val="24"/>
+        </w:rPr>
+        <w:t>Тропар (г. 8):</w:t>
+      </w:r>
+      <w:r>
+        <w:rPr>
+          <w:rFonts w:ascii="Times New Roman" w:hAnsi="Times New Roman"/>
+          <w:sz w:val="24"/>
+        </w:rPr>
+        <w:t xml:space="preserve"> </w:t>
+      </w:r>
+      <w:r>
+        <w:rPr>
+          <w:rFonts w:ascii="Times New Roman" w:hAnsi="Times New Roman"/>
+          <w:color w:val="333333"/>
+          <w:sz w:val="24"/>
+        </w:rPr>
+        <w:t>В переполовення празника спраглу душу мою благочестя напій водами,* до всіх бо, Спасе, закликав Ти:* Спраглий нехай гряде до мене і нехай п’є.* Джерело життя нашого, Христе Боже, слава Тобі.</w:t>
       </w:r>
     </w:p>
     <w:p>
@@ -1552,28 +1524,29 @@
       </w:r>
     </w:p>
     <w:p>
-      <w:pPr>
-        <w:spacing w:line="240" w:lineRule="auto"/>
-        <w:rPr>
-          <w:rFonts w:ascii="Times New Roman" w:hAnsi="Times New Roman"/>
-          <w:sz w:val="24"/>
-        </w:rPr>
-      </w:pPr>
-      <w:r>
-        <w:rPr>
-          <w:rFonts w:ascii="Times New Roman" w:hAnsi="Times New Roman"/>
-          <w:i/>
-          <w:color w:val="FF0000"/>
-          <w:sz w:val="24"/>
-        </w:rPr>
-        <w:t>Кондак (г. 3):</w:t>
-      </w:r>
-      <w:r>
-        <w:rPr>
-          <w:rFonts w:ascii="Times New Roman" w:hAnsi="Times New Roman"/>
-          <w:sz w:val="24"/>
-        </w:rPr>
-        <w:t> Душу мою, Господи, у гріхах всіляких і безглуздими діяннями тяжко розслаблену,* воздвигни божественним Твоїм заступництвом,* як і розслабленого воздвигнув Ти древньо,* щоб я кликав до Тебе, спасаючись:* Слава, Христе, владі Твоїй</w:t>
+      <w:r>
+        <w:rPr>
+          <w:rFonts w:ascii="Times New Roman" w:hAnsi="Times New Roman"/>
+          <w:i/>
+          <w:color w:val="FF4400"/>
+          <w:sz w:val="24"/>
+        </w:rPr>
+        <w:t>Кондак (г. 4):</w:t>
+      </w:r>
+      <w:r>
+        <w:rPr>
+          <w:rFonts w:ascii="Times New Roman" w:hAnsi="Times New Roman"/>
+          <w:sz w:val="24"/>
+        </w:rPr>
+        <w:t xml:space="preserve"> </w:t>
+      </w:r>
+      <w:r>
+        <w:rPr>
+          <w:rFonts w:ascii="Times New Roman" w:hAnsi="Times New Roman"/>
+          <w:color w:val="333333"/>
+          <w:sz w:val="24"/>
+        </w:rPr>
+        <w:t>В переполовення законного празника, всіх Творче і Владико,* до предстоящих глаголив Ти, Христе Боже:* Прийдіть і зачерпніть воду безсмертя.* Тому до Тебе припадаємо і вірно кличемо:* Щедроти Твої даруй нам,* бо Ти є джерело життя нашого.</w:t>
       </w:r>
     </w:p>
     <w:p>
@@ -3572,31 +3545,6 @@
       </w:r>
     </w:p>
     <w:p>
-      <w:pPr>
-        <w:spacing w:line="240" w:lineRule="auto"/>
-        <w:rPr>
-          <w:rFonts w:ascii="Times New Roman" w:hAnsi="Times New Roman"/>
-          <w:sz w:val="24"/>
-        </w:rPr>
-      </w:pPr>
-      <w:r>
-        <w:rPr>
-          <w:rFonts w:ascii="Times New Roman" w:hAnsi="Times New Roman"/>
-          <w:i/>
-          <w:color w:val="FF0000"/>
-          <w:sz w:val="24"/>
-        </w:rPr>
-        <w:t xml:space="preserve">Тропар (г. 3): </w:t>
-      </w:r>
-      <w:r>
-        <w:rPr>
-          <w:rFonts w:ascii="Times New Roman" w:hAnsi="Times New Roman"/>
-          <w:sz w:val="24"/>
-        </w:rPr>
-        <w:t>Нехай веселяться небесні, нехай радуються земнії,* бо сотворив владу рукою своєю Господь,* подолав смертю смерть, первенцем мертвих став,* з безодні аду ізбавив нас і подав світові велику милість.</w:t>
-      </w:r>
-    </w:p>
-    <w:p>
       <w:r>
         <w:rPr>
           <w:rFonts w:ascii="Times New Roman" w:hAnsi="Times New Roman"/>
@@ -3639,32 +3587,28 @@
       </w:r>
     </w:p>
     <w:p>
-      <w:pPr>
-        <w:spacing w:line="240" w:lineRule="auto"/>
-        <w:ind w:left="2" w:hanging="2"/>
-        <w:rPr>
-          <w:rFonts w:ascii="Times New Roman" w:hAnsi="Times New Roman"/>
-          <w:sz w:val="24"/>
-          <w:szCs w:val="24"/>
-        </w:rPr>
-      </w:pPr>
-      <w:r>
-        <w:rPr>
-          <w:rFonts w:ascii="Times New Roman" w:hAnsi="Times New Roman"/>
-          <w:i/>
-          <w:color w:val="FF0000"/>
-          <w:sz w:val="24"/>
-          <w:szCs w:val="24"/>
-        </w:rPr>
-        <w:t>Тропар (г. 3):</w:t>
-      </w:r>
-      <w:r>
-        <w:rPr>
-          <w:rFonts w:ascii="Times New Roman" w:hAnsi="Times New Roman"/>
-          <w:sz w:val="24"/>
-          <w:szCs w:val="24"/>
-        </w:rPr>
-        <w:t xml:space="preserve"> Апостолом Христовим був ти вибраний* і Богослова возлюбленого єдинородний брат, всехвальний Якове;* гріхів відпущення випроси тим, що співають тобі,* і душам нашим велику милість.</w:t>
+      <w:r>
+        <w:rPr>
+          <w:rFonts w:ascii="Times New Roman" w:hAnsi="Times New Roman"/>
+          <w:i/>
+          <w:color w:val="FF0000"/>
+          <w:sz w:val="24"/>
+        </w:rPr>
+        <w:t>Тропар (г. 1):</w:t>
+      </w:r>
+      <w:r>
+        <w:rPr>
+          <w:rFonts w:ascii="Times New Roman" w:hAnsi="Times New Roman"/>
+          <w:sz w:val="24"/>
+        </w:rPr>
+        <w:t xml:space="preserve"> Як Христового родича, Симеоне священнонача</w:t>
+      </w:r>
+      <w:r>
+        <w:rPr>
+          <w:rFonts w:ascii="Times New Roman" w:hAnsi="Times New Roman"/>
+          <w:sz w:val="24"/>
+        </w:rPr>
+        <w:t xml:space="preserve">льнику,* і мученика твердого,* який оману погубив і віру зберіг,* священно восхваляємо тебе,* тому днесь священну пам’ять твою святкуючи,* приймаємо за молитвами твоїми прощення гріхів. </w:t>
       </w:r>
     </w:p>
     <w:p>
@@ -3942,41 +3886,28 @@
       </w:r>
     </w:p>
     <w:p>
-      <w:pPr>
-        <w:spacing w:line="240" w:lineRule="auto"/>
-        <w:ind w:left="2" w:hanging="2"/>
-        <w:rPr>
-          <w:rFonts w:ascii="Times New Roman" w:hAnsi="Times New Roman"/>
-          <w:sz w:val="24"/>
-          <w:szCs w:val="24"/>
-        </w:rPr>
-      </w:pPr>
-      <w:r>
-        <w:rPr>
-          <w:rFonts w:ascii="Times New Roman" w:hAnsi="Times New Roman"/>
-          <w:i/>
-          <w:color w:val="FF0000"/>
-          <w:sz w:val="24"/>
-          <w:szCs w:val="24"/>
-        </w:rPr>
-        <w:t>Кондак (г. 2):</w:t>
-      </w:r>
-      <w:r>
-        <w:rPr>
-          <w:rFonts w:ascii="Times New Roman" w:hAnsi="Times New Roman"/>
-          <w:color w:val="FF0000"/>
-          <w:sz w:val="24"/>
-          <w:szCs w:val="24"/>
-        </w:rPr>
-        <w:t xml:space="preserve"> </w:t>
-      </w:r>
-      <w:r>
-        <w:rPr>
-          <w:rFonts w:ascii="Times New Roman" w:hAnsi="Times New Roman"/>
-          <w:sz w:val="24"/>
-          <w:szCs w:val="24"/>
-        </w:rPr>
-        <w:t>Божественний голос, що кликав тебе,* почувши, любов отця відхилив ти* і прийшов єси до Христа, Якове славний, з рідним твоїм* і з ним удостоївся ти бачити Господнє божественне переображення.</w:t>
+      <w:r>
+        <w:rPr>
+          <w:rFonts w:ascii="Times New Roman" w:hAnsi="Times New Roman"/>
+          <w:i/>
+          <w:color w:val="FF0000"/>
+          <w:sz w:val="24"/>
+        </w:rPr>
+        <w:t xml:space="preserve">Кондак (г. 4): </w:t>
+      </w:r>
+      <w:r>
+        <w:rPr>
+          <w:rFonts w:ascii="Times New Roman" w:hAnsi="Times New Roman"/>
+          <w:sz w:val="24"/>
+        </w:rPr>
+        <w:t>Як зорю превелику* церква має богоглаголивого Симеона,</w:t>
+      </w:r>
+      <w:r>
+        <w:rPr>
+          <w:rFonts w:ascii="Times New Roman" w:hAnsi="Times New Roman"/>
+          <w:sz w:val="24"/>
+        </w:rPr>
+        <w:t xml:space="preserve"> світловодителя, кличучи:* Радуйся, мучеників чесний вінче.</w:t>
       </w:r>
     </w:p>
     <w:p>
@@ -5781,63 +5712,35 @@
       <w:r>
         <w:rPr>
           <w:rFonts w:ascii="Times New Roman" w:hAnsi="Times New Roman"/>
-          <w:i/>
-          <w:color w:val="FF0000"/>
-          <w:sz w:val="24"/>
-        </w:rPr>
-        <w:t xml:space="preserve">Тропар (г. 3): </w:t>
-      </w:r>
-      <w:r>
-        <w:rPr>
-          <w:rFonts w:ascii="Times New Roman" w:hAnsi="Times New Roman"/>
-          <w:sz w:val="24"/>
-        </w:rPr>
-        <w:t>Нехай веселяться небесні, нехай радуються земнії,* бо сотворив владу рукою своєю Господь,* подолав смертю смерть, первенцем мертвих став,* з безодні аду ізбавив нас і подав світові велику милість.</w:t>
-      </w:r>
-    </w:p>
-    <w:p>
-      <w:pPr>
-        <w:spacing w:line="240" w:lineRule="auto"/>
-        <w:rPr>
-          <w:rFonts w:ascii="Times New Roman" w:hAnsi="Times New Roman"/>
-          <w:sz w:val="24"/>
-        </w:rPr>
-      </w:pPr>
-      <w:r>
-        <w:rPr>
-          <w:rFonts w:ascii="Times New Roman" w:hAnsi="Times New Roman"/>
           <w:sz w:val="24"/>
         </w:rPr>
         <w:t>Слава Отцю, і Сину, і Святому Духові.</w:t>
       </w:r>
     </w:p>
     <w:p>
-      <w:pPr>
-        <w:spacing w:line="240" w:lineRule="auto"/>
-        <w:ind w:left="2" w:hanging="2"/>
-        <w:rPr>
-          <w:rFonts w:ascii="Times New Roman" w:hAnsi="Times New Roman"/>
-          <w:sz w:val="24"/>
-          <w:szCs w:val="24"/>
-        </w:rPr>
-      </w:pPr>
-      <w:r>
-        <w:rPr>
-          <w:rFonts w:ascii="Times New Roman" w:hAnsi="Times New Roman"/>
-          <w:i/>
-          <w:color w:val="FF0000"/>
-          <w:sz w:val="24"/>
-          <w:szCs w:val="24"/>
-        </w:rPr>
-        <w:t>Тропар (г. 3):</w:t>
-      </w:r>
-      <w:r>
-        <w:rPr>
-          <w:rFonts w:ascii="Times New Roman" w:hAnsi="Times New Roman"/>
-          <w:sz w:val="24"/>
-          <w:szCs w:val="24"/>
-        </w:rPr>
-        <w:t xml:space="preserve"> Апостолом Христовим був ти вибраний* і Богослова возлюбленого єдинородний брат, всехвальний Якове;* гріхів відпущення випроси тим, що співають тобі,* і душам нашим велику милість.</w:t>
+      <w:r>
+        <w:rPr>
+          <w:rFonts w:ascii="Times New Roman" w:hAnsi="Times New Roman"/>
+          <w:i/>
+          <w:color w:val="FF4400"/>
+          <w:sz w:val="24"/>
+        </w:rPr>
+        <w:t>Тропар (г. 8):</w:t>
+      </w:r>
+      <w:r>
+        <w:rPr>
+          <w:rFonts w:ascii="Times New Roman" w:hAnsi="Times New Roman"/>
+          <w:sz w:val="24"/>
+        </w:rPr>
+        <w:t xml:space="preserve"> </w:t>
+      </w:r>
+      <w:r>
+        <w:rPr>
+          <w:rFonts w:ascii="Times New Roman" w:hAnsi="Times New Roman"/>
+          <w:color w:val="333333"/>
+          <w:sz w:val="24"/>
+        </w:rPr>
+        <w:t>В переполовення празника спраглу душу мою благочестя напій водами,* до всіх бо, Спасе, закликав Ти:* Спраглий нехай гряде до мене і нехай п’є.* Джерело життя нашого, Христе Боже, слава Тобі.</w:t>
       </w:r>
     </w:p>
     <w:p>
@@ -6117,28 +6020,29 @@
       </w:r>
     </w:p>
     <w:p>
-      <w:pPr>
-        <w:spacing w:line="240" w:lineRule="auto"/>
-        <w:rPr>
-          <w:rFonts w:ascii="Times New Roman" w:hAnsi="Times New Roman"/>
-          <w:sz w:val="24"/>
-        </w:rPr>
-      </w:pPr>
-      <w:r>
-        <w:rPr>
-          <w:rFonts w:ascii="Times New Roman" w:hAnsi="Times New Roman"/>
-          <w:i/>
-          <w:color w:val="FF0000"/>
-          <w:sz w:val="24"/>
-        </w:rPr>
-        <w:t>Кондак (г. 3):</w:t>
-      </w:r>
-      <w:r>
-        <w:rPr>
-          <w:rFonts w:ascii="Times New Roman" w:hAnsi="Times New Roman"/>
-          <w:sz w:val="24"/>
-        </w:rPr>
-        <w:t> Душу мою, Господи, у гріхах всіляких і безглуздими діяннями тяжко розслаблену,* воздвигни божественним Твоїм заступництвом,* як і розслабленого воздвигнув Ти древньо,* щоб я кликав до Тебе, спасаючись:* Слава, Христе, владі Твоїй</w:t>
+      <w:r>
+        <w:rPr>
+          <w:rFonts w:ascii="Times New Roman" w:hAnsi="Times New Roman"/>
+          <w:i/>
+          <w:color w:val="FF4400"/>
+          <w:sz w:val="24"/>
+        </w:rPr>
+        <w:t>Кондак (г. 4):</w:t>
+      </w:r>
+      <w:r>
+        <w:rPr>
+          <w:rFonts w:ascii="Times New Roman" w:hAnsi="Times New Roman"/>
+          <w:sz w:val="24"/>
+        </w:rPr>
+        <w:t xml:space="preserve"> </w:t>
+      </w:r>
+      <w:r>
+        <w:rPr>
+          <w:rFonts w:ascii="Times New Roman" w:hAnsi="Times New Roman"/>
+          <w:color w:val="333333"/>
+          <w:sz w:val="24"/>
+        </w:rPr>
+        <w:t>В переполовення законного празника, всіх Творче і Владико,* до предстоящих глаголив Ти, Христе Боже:* Прийдіть і зачерпніть воду безсмертя.* Тому до Тебе припадаємо і вірно кличемо:* Щедроти Твої даруй нам,* бо Ти є джерело життя нашого.</w:t>
       </w:r>
     </w:p>
     <w:p>
@@ -7856,31 +7760,6 @@
       </w:r>
     </w:p>
     <w:p>
-      <w:pPr>
-        <w:spacing w:line="240" w:lineRule="auto"/>
-        <w:rPr>
-          <w:rFonts w:ascii="Times New Roman" w:hAnsi="Times New Roman"/>
-          <w:sz w:val="24"/>
-        </w:rPr>
-      </w:pPr>
-      <w:r>
-        <w:rPr>
-          <w:rFonts w:ascii="Times New Roman" w:hAnsi="Times New Roman"/>
-          <w:i/>
-          <w:color w:val="FF0000"/>
-          <w:sz w:val="24"/>
-        </w:rPr>
-        <w:t xml:space="preserve">Тропар (г. 3): </w:t>
-      </w:r>
-      <w:r>
-        <w:rPr>
-          <w:rFonts w:ascii="Times New Roman" w:hAnsi="Times New Roman"/>
-          <w:sz w:val="24"/>
-        </w:rPr>
-        <w:t>Нехай веселяться небесні, нехай радуються земнії,* бо сотворив владу рукою своєю Господь,* подолав смертю смерть, первенцем мертвих став,* з безодні аду ізбавив нас і подав світові велику милість.</w:t>
-      </w:r>
-    </w:p>
-    <w:p>
       <w:r>
         <w:rPr>
           <w:rFonts w:ascii="Times New Roman" w:hAnsi="Times New Roman"/>
@@ -7923,32 +7802,28 @@
       </w:r>
     </w:p>
     <w:p>
-      <w:pPr>
-        <w:spacing w:line="240" w:lineRule="auto"/>
-        <w:ind w:left="2" w:hanging="2"/>
-        <w:rPr>
-          <w:rFonts w:ascii="Times New Roman" w:hAnsi="Times New Roman"/>
-          <w:sz w:val="24"/>
-          <w:szCs w:val="24"/>
-        </w:rPr>
-      </w:pPr>
-      <w:r>
-        <w:rPr>
-          <w:rFonts w:ascii="Times New Roman" w:hAnsi="Times New Roman"/>
-          <w:i/>
-          <w:color w:val="FF0000"/>
-          <w:sz w:val="24"/>
-          <w:szCs w:val="24"/>
-        </w:rPr>
-        <w:t>Тропар (г. 3):</w:t>
-      </w:r>
-      <w:r>
-        <w:rPr>
-          <w:rFonts w:ascii="Times New Roman" w:hAnsi="Times New Roman"/>
-          <w:sz w:val="24"/>
-          <w:szCs w:val="24"/>
-        </w:rPr>
-        <w:t xml:space="preserve"> Апостолом Христовим був ти вибраний* і Богослова возлюбленого єдинородний брат, всехвальний Якове;* гріхів відпущення випроси тим, що співають тобі,* і душам нашим велику милість.</w:t>
+      <w:r>
+        <w:rPr>
+          <w:rFonts w:ascii="Times New Roman" w:hAnsi="Times New Roman"/>
+          <w:i/>
+          <w:color w:val="FF0000"/>
+          <w:sz w:val="24"/>
+        </w:rPr>
+        <w:t>Тропар (г. 1):</w:t>
+      </w:r>
+      <w:r>
+        <w:rPr>
+          <w:rFonts w:ascii="Times New Roman" w:hAnsi="Times New Roman"/>
+          <w:sz w:val="24"/>
+        </w:rPr>
+        <w:t xml:space="preserve"> Як Христового родича, Симеоне священнонача</w:t>
+      </w:r>
+      <w:r>
+        <w:rPr>
+          <w:rFonts w:ascii="Times New Roman" w:hAnsi="Times New Roman"/>
+          <w:sz w:val="24"/>
+        </w:rPr>
+        <w:t xml:space="preserve">льнику,* і мученика твердого,* який оману погубив і віру зберіг,* священно восхваляємо тебе,* тому днесь священну пам’ять твою святкуючи,* приймаємо за молитвами твоїми прощення гріхів. </w:t>
       </w:r>
     </w:p>
     <w:p>
@@ -8239,41 +8114,28 @@
       </w:r>
     </w:p>
     <w:p>
-      <w:pPr>
-        <w:spacing w:line="240" w:lineRule="auto"/>
-        <w:ind w:left="2" w:hanging="2"/>
-        <w:rPr>
-          <w:rFonts w:ascii="Times New Roman" w:hAnsi="Times New Roman"/>
-          <w:sz w:val="24"/>
-          <w:szCs w:val="24"/>
-        </w:rPr>
-      </w:pPr>
-      <w:r>
-        <w:rPr>
-          <w:rFonts w:ascii="Times New Roman" w:hAnsi="Times New Roman"/>
-          <w:i/>
-          <w:color w:val="FF0000"/>
-          <w:sz w:val="24"/>
-          <w:szCs w:val="24"/>
-        </w:rPr>
-        <w:t>Кондак (г. 2):</w:t>
-      </w:r>
-      <w:r>
-        <w:rPr>
-          <w:rFonts w:ascii="Times New Roman" w:hAnsi="Times New Roman"/>
-          <w:color w:val="FF0000"/>
-          <w:sz w:val="24"/>
-          <w:szCs w:val="24"/>
-        </w:rPr>
-        <w:t xml:space="preserve"> </w:t>
-      </w:r>
-      <w:r>
-        <w:rPr>
-          <w:rFonts w:ascii="Times New Roman" w:hAnsi="Times New Roman"/>
-          <w:sz w:val="24"/>
-          <w:szCs w:val="24"/>
-        </w:rPr>
-        <w:t>Божественний голос, що кликав тебе,* почувши, любов отця відхилив ти* і прийшов єси до Христа, Якове славний, з рідним твоїм* і з ним удостоївся ти бачити Господнє божественне переображення.</w:t>
+      <w:r>
+        <w:rPr>
+          <w:rFonts w:ascii="Times New Roman" w:hAnsi="Times New Roman"/>
+          <w:i/>
+          <w:color w:val="FF0000"/>
+          <w:sz w:val="24"/>
+        </w:rPr>
+        <w:t xml:space="preserve">Кондак (г. 4): </w:t>
+      </w:r>
+      <w:r>
+        <w:rPr>
+          <w:rFonts w:ascii="Times New Roman" w:hAnsi="Times New Roman"/>
+          <w:sz w:val="24"/>
+        </w:rPr>
+        <w:t>Як зорю превелику* церква має богоглаголивого Симеона,</w:t>
+      </w:r>
+      <w:r>
+        <w:rPr>
+          <w:rFonts w:ascii="Times New Roman" w:hAnsi="Times New Roman"/>
+          <w:sz w:val="24"/>
+        </w:rPr>
+        <w:t xml:space="preserve"> світловодителя, кличучи:* Радуйся, мучеників чесний вінче.</w:t>
       </w:r>
     </w:p>
     <w:p>
